--- a/Templates/Письмо Капитану порта 1.docx
+++ b/Templates/Письмо Капитану порта 1.docx
@@ -153,7 +153,7 @@
           <w:noProof/>
         </w:rPr>
         <w:drawing>
-          <wp:anchor distT="0" distB="0" distL="114300" distR="114300" simplePos="0" relativeHeight="251656192" behindDoc="1" locked="0" layoutInCell="1" allowOverlap="1" wp14:anchorId="29759990" wp14:editId="5914A6FD">
+          <wp:anchor distT="0" distB="0" distL="114300" distR="114300" simplePos="0" relativeHeight="251656192" behindDoc="1" locked="0" layoutInCell="1" allowOverlap="1" wp14:anchorId="29759990" wp14:editId="5ED1095C">
             <wp:simplePos x="0" y="0"/>
             <wp:positionH relativeFrom="column">
               <wp:posOffset>450215</wp:posOffset>
@@ -555,23 +555,6 @@
         <w:jc w:val="both"/>
       </w:pPr>
       <w:r>
-        <w:t>- Белявин Денис Олегович - руководитель водолазных работ, водолаз 7 разряда, 15.10.1987 года рождения, паспорт серия 7607 номер 304836, выдан Отделением УФМС России по Читинской области в Читинском Районе 26.02.2008;</w:t>
-      </w:r>
-    </w:p>
-    <w:p>
-      <w:pPr>
-        <w:pStyle w:val="Default"/>
-        <w:ind w:left="1068"/>
-        <w:jc w:val="both"/>
-      </w:pPr>
-    </w:p>
-    <w:p>
-      <w:pPr>
-        <w:pStyle w:val="Default"/>
-        <w:ind w:left="1068"/>
-        <w:jc w:val="both"/>
-      </w:pPr>
-      <w:r>
         <w:t>- Юрченко Максим Игоревич - водолаз 6 разряда, руководитель водолазных спусков, 24.03.1988 года рождения, паспорт серия 3914 номер 977138, выдан Отделом УФМС России по Республике Крым и г. Севастополю в г. Керчь 21.04.2016;</w:t>
       </w:r>
     </w:p>
@@ -697,7 +680,13 @@
         <w:jc w:val="both"/>
       </w:pPr>
       <w:r>
-        <w:t xml:space="preserve">                 Судоводитель</w:t>
+        <w:t xml:space="preserve">                </w:t>
+      </w:r>
+      <w:r>
+        <w:t xml:space="preserve"> </w:t>
+      </w:r>
+      <w:r>
+        <w:t xml:space="preserve"> Судоводитель</w:t>
       </w:r>
       <w:r>
         <w:t xml:space="preserve">    - </w:t>
@@ -721,6 +710,42 @@
     <w:p>
       <w:pPr>
         <w:pStyle w:val="Default"/>
+        <w:tabs>
+          <w:tab w:val="left" w:pos="1116"/>
+        </w:tabs>
+        <w:jc w:val="both"/>
+      </w:pPr>
+      <w:r>
+        <w:t xml:space="preserve">                  </w:t>
+      </w:r>
+      <w:r>
+        <w:t>Судоводитель</w:t>
+      </w:r>
+      <w:r>
+        <w:t xml:space="preserve">    - </w:t>
+      </w:r>
+      <w:r>
+        <w:t>Логачев Юрий Николаевич</w:t>
+      </w:r>
+      <w:r>
+        <w:t xml:space="preserve"> </w:t>
+      </w:r>
+      <w:r>
+        <w:t>– капитан.</w:t>
+      </w:r>
+    </w:p>
+    <w:p>
+      <w:pPr>
+        <w:pStyle w:val="Default"/>
+        <w:tabs>
+          <w:tab w:val="left" w:pos="1116"/>
+        </w:tabs>
+        <w:jc w:val="both"/>
+      </w:pPr>
+    </w:p>
+    <w:p>
+      <w:pPr>
+        <w:pStyle w:val="Default"/>
         <w:ind w:firstLine="708"/>
         <w:jc w:val="both"/>
         <w:rPr>
@@ -731,59 +756,59 @@
         <w:rPr>
           <w:lang w:eastAsia="ru-RU"/>
         </w:rPr>
+        <w:t xml:space="preserve">Работы будут производиться </w:t>
+      </w:r>
+      <w:r>
+        <w:rPr>
+          <w:lang w:eastAsia="ru-RU"/>
+        </w:rPr>
+        <w:t xml:space="preserve">в 416 якорном районе </w:t>
+      </w:r>
+      <w:r>
+        <w:rPr>
+          <w:lang w:eastAsia="ru-RU"/>
+        </w:rPr>
+        <w:t>с использованием</w:t>
+      </w:r>
+      <w:r>
+        <w:rPr>
+          <w:lang w:eastAsia="ru-RU"/>
+        </w:rPr>
+        <w:t xml:space="preserve"> маломерн</w:t>
+      </w:r>
+      <w:r>
+        <w:rPr>
+          <w:lang w:eastAsia="ru-RU"/>
+        </w:rPr>
+        <w:t>ых</w:t>
+      </w:r>
+      <w:r>
+        <w:rPr>
+          <w:lang w:eastAsia="ru-RU"/>
+        </w:rPr>
+        <w:t xml:space="preserve"> суд</w:t>
+      </w:r>
+      <w:r>
+        <w:rPr>
+          <w:lang w:eastAsia="ru-RU"/>
+        </w:rPr>
+        <w:t>ов</w:t>
+      </w:r>
+      <w:r>
+        <w:rPr>
+          <w:lang w:eastAsia="ru-RU"/>
+        </w:rPr>
+        <w:t>:</w:t>
+      </w:r>
+    </w:p>
+    <w:p>
+      <w:pPr>
+        <w:pStyle w:val="Default"/>
+        <w:ind w:firstLine="708"/>
+        <w:jc w:val="both"/>
+      </w:pPr>
+      <w:r>
         <w:lastRenderedPageBreak/>
-        <w:t xml:space="preserve">Работы будут производиться </w:t>
-      </w:r>
-      <w:r>
-        <w:rPr>
-          <w:lang w:eastAsia="ru-RU"/>
-        </w:rPr>
-        <w:t xml:space="preserve">в 416 якорном районе </w:t>
-      </w:r>
-      <w:r>
-        <w:rPr>
-          <w:lang w:eastAsia="ru-RU"/>
-        </w:rPr>
-        <w:t>с использованием</w:t>
-      </w:r>
-      <w:r>
-        <w:rPr>
-          <w:lang w:eastAsia="ru-RU"/>
-        </w:rPr>
-        <w:t xml:space="preserve"> маломерн</w:t>
-      </w:r>
-      <w:r>
-        <w:rPr>
-          <w:lang w:eastAsia="ru-RU"/>
-        </w:rPr>
-        <w:t>ых</w:t>
-      </w:r>
-      <w:r>
-        <w:rPr>
-          <w:lang w:eastAsia="ru-RU"/>
-        </w:rPr>
-        <w:t xml:space="preserve"> суд</w:t>
-      </w:r>
-      <w:r>
-        <w:rPr>
-          <w:lang w:eastAsia="ru-RU"/>
-        </w:rPr>
-        <w:t>ов</w:t>
-      </w:r>
-      <w:r>
-        <w:rPr>
-          <w:lang w:eastAsia="ru-RU"/>
-        </w:rPr>
-        <w:t>:</w:t>
-      </w:r>
-    </w:p>
-    <w:p>
-      <w:pPr>
-        <w:pStyle w:val="Default"/>
-        <w:ind w:firstLine="708"/>
-        <w:jc w:val="both"/>
-      </w:pPr>
-      <w:r>
         <w:t>- «Урал» судовой билет 200812224 от 17.09.2019, зарегистрированный под 10116649 от 16.09.2019. судовладелец - Куралесов Вячеслав Яковлевич</w:t>
       </w:r>
       <w:r>
@@ -977,7 +1002,7 @@
           <w:noProof/>
         </w:rPr>
         <w:drawing>
-          <wp:anchor distT="0" distB="0" distL="114300" distR="114300" simplePos="0" relativeHeight="251657216" behindDoc="1" locked="0" layoutInCell="1" allowOverlap="1" wp14:anchorId="165E616F" wp14:editId="2B96F3D3">
+          <wp:anchor distT="0" distB="0" distL="114300" distR="114300" simplePos="0" relativeHeight="251657216" behindDoc="1" locked="0" layoutInCell="1" allowOverlap="1" wp14:anchorId="165E616F" wp14:editId="67AFD025">
             <wp:simplePos x="0" y="0"/>
             <wp:positionH relativeFrom="margin">
               <wp:posOffset>592455</wp:posOffset>
@@ -1046,7 +1071,7 @@
           <w:noProof/>
         </w:rPr>
         <w:drawing>
-          <wp:anchor distT="0" distB="0" distL="114300" distR="114300" simplePos="0" relativeHeight="251658240" behindDoc="1" locked="0" layoutInCell="1" allowOverlap="1" wp14:anchorId="3DCC950C" wp14:editId="255E3EAB">
+          <wp:anchor distT="0" distB="0" distL="114300" distR="114300" simplePos="0" relativeHeight="251658240" behindDoc="1" locked="0" layoutInCell="1" allowOverlap="1" wp14:anchorId="3DCC950C" wp14:editId="70BEEDA5">
             <wp:simplePos x="0" y="0"/>
             <wp:positionH relativeFrom="margin">
               <wp:posOffset>592455</wp:posOffset>
@@ -1113,7 +1138,7 @@
           <w:noProof/>
         </w:rPr>
         <w:drawing>
-          <wp:anchor distT="0" distB="0" distL="114300" distR="114300" simplePos="0" relativeHeight="251659264" behindDoc="1" locked="0" layoutInCell="1" allowOverlap="1" wp14:anchorId="6C7ED043" wp14:editId="3695A16A">
+          <wp:anchor distT="0" distB="0" distL="114300" distR="114300" simplePos="0" relativeHeight="251659264" behindDoc="1" locked="0" layoutInCell="1" allowOverlap="1" wp14:anchorId="6C7ED043" wp14:editId="786FB6A6">
             <wp:simplePos x="0" y="0"/>
             <wp:positionH relativeFrom="margin">
               <wp:posOffset>592455</wp:posOffset>
